--- a/backend-exhibits/one drive _ Share point out of scope (1).docx
+++ b/backend-exhibits/one drive _ Share point out of scope (1).docx
@@ -547,9 +547,9 @@
   <w:docDefaults>
     <w:rPrDefault>
       <w:rPr>
-        <w:rFonts w:asciiTheme="minorHAnsi" w:eastAsiaTheme="minorHAnsi" w:hAnsiTheme="minorHAnsi" w:cstheme="minorBidi"/>
-        <w:sz w:val="22"/>
-        <w:szCs w:val="22"/>
+        <w:rFonts w:ascii="Arial" w:hAnsi="Arial" w:cs="Arial" w:eastAsia="Arial"/>
+        <w:sz w:val="21"/>
+        <w:szCs w:val="21"/>
         <w:lang w:val="en-US" w:eastAsia="en-US" w:bidi="ar-SA"/>
       </w:rPr>
     </w:rPrDefault>
@@ -957,8 +957,8 @@
       <w:outlineLvl w:val="0"/>
     </w:pPr>
     <w:rPr>
-      <w:sz w:val="45"/>
-      <w:szCs w:val="45"/>
+      <w:sz w:val="21"/>
+      <w:szCs w:val="21"/>
     </w:rPr>
   </w:style>
   <w:style w:type="paragraph" w:styleId="Heading2">
@@ -977,8 +977,8 @@
       <w:outlineLvl w:val="1"/>
     </w:pPr>
     <w:rPr>
-      <w:sz w:val="36"/>
-      <w:szCs w:val="36"/>
+      <w:sz w:val="21"/>
+      <w:szCs w:val="21"/>
     </w:rPr>
   </w:style>
   <w:style w:type="paragraph" w:styleId="Heading3">
@@ -997,8 +997,8 @@
       <w:outlineLvl w:val="2"/>
     </w:pPr>
     <w:rPr>
-      <w:sz w:val="30"/>
-      <w:szCs w:val="30"/>
+      <w:sz w:val="21"/>
+      <w:szCs w:val="21"/>
     </w:rPr>
   </w:style>
   <w:style w:type="paragraph" w:styleId="Heading4">
@@ -1018,8 +1018,8 @@
     </w:pPr>
     <w:rPr>
       <w:color w:val="666666"/>
-      <w:sz w:val="27"/>
-      <w:szCs w:val="27"/>
+      <w:sz w:val="21"/>
+      <w:szCs w:val="21"/>
     </w:rPr>
   </w:style>
   <w:style w:type="paragraph" w:styleId="Heading5">
@@ -1039,8 +1039,8 @@
     </w:pPr>
     <w:rPr>
       <w:color w:val="666666"/>
-      <w:sz w:val="24"/>
-      <w:szCs w:val="24"/>
+      <w:sz w:val="21"/>
+      <w:szCs w:val="21"/>
     </w:rPr>
   </w:style>
   <w:style w:type="character" w:default="1" w:styleId="DefaultParagraphFont">
@@ -1098,12 +1098,12 @@
     <w:uiPriority w:val="9"/>
     <w:rsid w:val="00841CD9"/>
     <w:rPr>
-      <w:rFonts w:asciiTheme="majorHAnsi" w:eastAsiaTheme="majorEastAsia" w:hAnsiTheme="majorHAnsi" w:cstheme="majorBidi"/>
+      <w:rFonts w:ascii="Arial" w:hAnsi="Arial" w:cs="Arial" w:eastAsia="Arial"/>
       <w:b/>
       <w:bCs/>
       <w:color w:val="0F4761" w:themeColor="accent1" w:themeShade="BF"/>
-      <w:sz w:val="28"/>
-      <w:szCs w:val="28"/>
+      <w:sz w:val="21"/>
+      <w:szCs w:val="21"/>
     </w:rPr>
   </w:style>
   <w:style w:type="character" w:customStyle="1" w:styleId="Heading2Char">
@@ -1113,12 +1113,12 @@
     <w:uiPriority w:val="9"/>
     <w:rsid w:val="00841CD9"/>
     <w:rPr>
-      <w:rFonts w:asciiTheme="majorHAnsi" w:eastAsiaTheme="majorEastAsia" w:hAnsiTheme="majorHAnsi" w:cstheme="majorBidi"/>
+      <w:rFonts w:ascii="Arial" w:hAnsi="Arial" w:cs="Arial" w:eastAsia="Arial"/>
       <w:b/>
       <w:bCs/>
       <w:color w:val="156082" w:themeColor="accent1"/>
-      <w:sz w:val="26"/>
-      <w:szCs w:val="26"/>
+      <w:sz w:val="21"/>
+      <w:szCs w:val="21"/>
     </w:rPr>
   </w:style>
   <w:style w:type="character" w:customStyle="1" w:styleId="Heading3Char">
@@ -1128,7 +1128,7 @@
     <w:uiPriority w:val="9"/>
     <w:rsid w:val="00841CD9"/>
     <w:rPr>
-      <w:rFonts w:asciiTheme="majorHAnsi" w:eastAsiaTheme="majorEastAsia" w:hAnsiTheme="majorHAnsi" w:cstheme="majorBidi"/>
+      <w:rFonts w:ascii="Arial" w:hAnsi="Arial" w:cs="Arial" w:eastAsia="Arial"/>
       <w:b/>
       <w:bCs/>
       <w:color w:val="156082" w:themeColor="accent1"/>
@@ -1141,7 +1141,7 @@
     <w:uiPriority w:val="9"/>
     <w:rsid w:val="00841CD9"/>
     <w:rPr>
-      <w:rFonts w:asciiTheme="majorHAnsi" w:eastAsiaTheme="majorEastAsia" w:hAnsiTheme="majorHAnsi" w:cstheme="majorBidi"/>
+      <w:rFonts w:ascii="Arial" w:hAnsi="Arial" w:cs="Arial" w:eastAsia="Arial"/>
       <w:b/>
       <w:bCs/>
       <w:i/>
@@ -1174,13 +1174,13 @@
       <w:ind w:left="86"/>
     </w:pPr>
     <w:rPr>
-      <w:rFonts w:asciiTheme="majorHAnsi" w:eastAsiaTheme="majorEastAsia" w:hAnsiTheme="majorHAnsi" w:cstheme="majorBidi"/>
+      <w:rFonts w:ascii="Arial" w:hAnsi="Arial" w:cs="Arial" w:eastAsia="Arial"/>
       <w:i/>
       <w:iCs/>
       <w:color w:val="156082" w:themeColor="accent1"/>
       <w:spacing w:val="15"/>
-      <w:sz w:val="24"/>
-      <w:szCs w:val="24"/>
+      <w:sz w:val="21"/>
+      <w:szCs w:val="21"/>
     </w:rPr>
   </w:style>
   <w:style w:type="character" w:customStyle="1" w:styleId="SubtitleChar">
@@ -1190,13 +1190,13 @@
     <w:uiPriority w:val="11"/>
     <w:rsid w:val="00841CD9"/>
     <w:rPr>
-      <w:rFonts w:asciiTheme="majorHAnsi" w:eastAsiaTheme="majorEastAsia" w:hAnsiTheme="majorHAnsi" w:cstheme="majorBidi"/>
+      <w:rFonts w:ascii="Arial" w:hAnsi="Arial" w:cs="Arial" w:eastAsia="Arial"/>
       <w:i/>
       <w:iCs/>
       <w:color w:val="156082" w:themeColor="accent1"/>
       <w:spacing w:val="15"/>
-      <w:sz w:val="24"/>
-      <w:szCs w:val="24"/>
+      <w:sz w:val="21"/>
+      <w:szCs w:val="21"/>
     </w:rPr>
   </w:style>
   <w:style w:type="paragraph" w:styleId="Title">
@@ -1215,12 +1215,12 @@
       <w:contextualSpacing/>
     </w:pPr>
     <w:rPr>
-      <w:rFonts w:asciiTheme="majorHAnsi" w:eastAsiaTheme="majorEastAsia" w:hAnsiTheme="majorHAnsi" w:cstheme="majorBidi"/>
+      <w:rFonts w:ascii="Arial" w:hAnsi="Arial" w:cs="Arial" w:eastAsia="Arial"/>
       <w:color w:val="0A1D30" w:themeColor="text2" w:themeShade="BF"/>
       <w:spacing w:val="5"/>
       <w:kern w:val="28"/>
-      <w:sz w:val="52"/>
-      <w:szCs w:val="52"/>
+      <w:sz w:val="21"/>
+      <w:szCs w:val="21"/>
     </w:rPr>
   </w:style>
   <w:style w:type="character" w:customStyle="1" w:styleId="TitleChar">
@@ -1230,12 +1230,12 @@
     <w:uiPriority w:val="10"/>
     <w:rsid w:val="00841CD9"/>
     <w:rPr>
-      <w:rFonts w:asciiTheme="majorHAnsi" w:eastAsiaTheme="majorEastAsia" w:hAnsiTheme="majorHAnsi" w:cstheme="majorBidi"/>
+      <w:rFonts w:ascii="Arial" w:hAnsi="Arial" w:cs="Arial" w:eastAsia="Arial"/>
       <w:color w:val="0A1D30" w:themeColor="text2" w:themeShade="BF"/>
       <w:spacing w:val="5"/>
       <w:kern w:val="28"/>
-      <w:sz w:val="52"/>
-      <w:szCs w:val="52"/>
+      <w:sz w:val="21"/>
+      <w:szCs w:val="21"/>
     </w:rPr>
   </w:style>
   <w:style w:type="character" w:styleId="Emphasis">
@@ -1265,8 +1265,8 @@
       <w:b/>
       <w:bCs/>
       <w:color w:val="156082" w:themeColor="accent1"/>
-      <w:sz w:val="18"/>
-      <w:szCs w:val="18"/>
+      <w:sz w:val="21"/>
+      <w:szCs w:val="21"/>
     </w:rPr>
   </w:style>
   <w:style w:type="paragraph" w:customStyle="1" w:styleId="BasePDHeaderFooter">
@@ -1277,10 +1277,10 @@
       <w:spacing w:after="0" w:line="360" w:lineRule="auto"/>
     </w:pPr>
     <w:rPr>
-      <w:rFonts w:ascii="Arial" w:hAnsi="Arial" w:cs="Arial"/>
+      <w:rFonts w:ascii="Arial" w:hAnsi="Arial" w:cs="Arial" w:eastAsia="Arial"/>
       <w:color w:val="000000"/>
-      <w:sz w:val="17"/>
-      <w:szCs w:val="17"/>
+      <w:sz w:val="21"/>
+      <w:szCs w:val="21"/>
     </w:rPr>
   </w:style>
   <w:style w:type="paragraph" w:customStyle="1" w:styleId="PDHeader">
@@ -1301,7 +1301,7 @@
       <w:spacing w:line="300" w:lineRule="auto"/>
     </w:pPr>
     <w:rPr>
-      <w:rFonts w:ascii="Arial" w:hAnsi="Arial" w:cs="Arial"/>
+      <w:rFonts w:ascii="Arial" w:hAnsi="Arial" w:cs="Arial" w:eastAsia="Arial"/>
       <w:b/>
       <w:bCs/>
       <w:color w:val="000000"/>
@@ -1313,7 +1313,7 @@
     <w:uiPriority w:val="9"/>
     <w:rsid w:val="00841CD9"/>
     <w:rPr>
-      <w:rFonts w:asciiTheme="majorHAnsi" w:eastAsiaTheme="majorEastAsia" w:hAnsiTheme="majorHAnsi" w:cstheme="majorBidi"/>
+      <w:rFonts w:ascii="Arial" w:hAnsi="Arial" w:cs="Arial" w:eastAsia="Arial"/>
       <w:b/>
       <w:bCs/>
       <w:i/>
@@ -1343,10 +1343,10 @@
       <w:ind w:left="105" w:right="105"/>
     </w:pPr>
     <w:rPr>
-      <w:rFonts w:ascii="Arial" w:hAnsi="Arial" w:cs="Arial"/>
+      <w:rFonts w:ascii="Arial" w:hAnsi="Arial" w:cs="Arial" w:eastAsia="Arial"/>
       <w:color w:val="000000"/>
-      <w:sz w:val="23"/>
-      <w:szCs w:val="23"/>
+      <w:sz w:val="21"/>
+      <w:szCs w:val="21"/>
       <w:lang w:val="en-IN" w:eastAsia="en-IN"/>
     </w:rPr>
     <w:tblPr>
@@ -1381,10 +1381,10 @@
       <w:ind w:left="105" w:right="105"/>
     </w:pPr>
     <w:rPr>
-      <w:rFonts w:ascii="Arial" w:hAnsi="Arial" w:cs="Arial"/>
+      <w:rFonts w:ascii="Arial" w:hAnsi="Arial" w:cs="Arial" w:eastAsia="Arial"/>
       <w:color w:val="000000"/>
-      <w:sz w:val="23"/>
-      <w:szCs w:val="23"/>
+      <w:sz w:val="21"/>
+      <w:szCs w:val="21"/>
       <w:lang w:val="en-IN" w:eastAsia="en-IN"/>
     </w:rPr>
     <w:tblPr>
@@ -1416,15 +1416,15 @@
         <w:jc w:val="left"/>
       </w:pPr>
       <w:rPr>
-        <w:rFonts w:ascii="Arial" w:hAnsi="Arial" w:cs="Arial"/>
+        <w:rFonts w:ascii="Arial" w:hAnsi="Arial" w:cs="Arial" w:eastAsia="Arial"/>
         <w:b/>
         <w:bCs/>
         <w:i w:val="0"/>
         <w:iCs w:val="0"/>
         <w:caps w:val="0"/>
         <w:color w:val="000000"/>
-        <w:sz w:val="23"/>
-        <w:szCs w:val="23"/>
+        <w:sz w:val="21"/>
+        <w:szCs w:val="21"/>
         <w:u w:val="none"/>
       </w:rPr>
       <w:tblPr/>
@@ -1440,10 +1440,10 @@
       <w:spacing w:after="0" w:line="360" w:lineRule="auto"/>
     </w:pPr>
     <w:rPr>
-      <w:rFonts w:ascii="Arial" w:hAnsi="Arial" w:cs="Arial"/>
+      <w:rFonts w:ascii="Arial" w:hAnsi="Arial" w:cs="Arial" w:eastAsia="Arial"/>
       <w:color w:val="000000"/>
-      <w:sz w:val="23"/>
-      <w:szCs w:val="23"/>
+      <w:sz w:val="21"/>
+      <w:szCs w:val="21"/>
     </w:rPr>
     <w:tblPr>
       <w:tblCellMar>
@@ -1463,10 +1463,10 @@
       <w:ind w:left="105" w:right="105"/>
     </w:pPr>
     <w:rPr>
-      <w:rFonts w:ascii="Arial" w:hAnsi="Arial" w:cs="Arial"/>
+      <w:rFonts w:ascii="Arial" w:hAnsi="Arial" w:cs="Arial" w:eastAsia="Arial"/>
       <w:color w:val="000000"/>
-      <w:sz w:val="23"/>
-      <w:szCs w:val="23"/>
+      <w:sz w:val="21"/>
+      <w:szCs w:val="21"/>
     </w:rPr>
     <w:tblPr>
       <w:tblStyleRowBandSize w:val="1"/>
@@ -1495,10 +1495,10 @@
       <w:ind w:left="105" w:right="105"/>
     </w:pPr>
     <w:rPr>
-      <w:rFonts w:ascii="Arial" w:hAnsi="Arial" w:cs="Arial"/>
+      <w:rFonts w:ascii="Arial" w:hAnsi="Arial" w:cs="Arial" w:eastAsia="Arial"/>
       <w:color w:val="000000"/>
-      <w:sz w:val="23"/>
-      <w:szCs w:val="23"/>
+      <w:sz w:val="21"/>
+      <w:szCs w:val="21"/>
     </w:rPr>
     <w:tblPr>
       <w:tblStyleRowBandSize w:val="1"/>
@@ -1522,15 +1522,15 @@
         <w:spacing w:before="0" w:after="0" w:line="360" w:lineRule="auto"/>
       </w:pPr>
       <w:rPr>
-        <w:rFonts w:ascii="Arial" w:hAnsi="Arial" w:cs="Arial"/>
+        <w:rFonts w:ascii="Arial" w:hAnsi="Arial" w:cs="Arial" w:eastAsia="Arial"/>
         <w:b/>
         <w:bCs/>
         <w:i w:val="0"/>
         <w:iCs w:val="0"/>
         <w:caps w:val="0"/>
         <w:color w:val="000000"/>
-        <w:sz w:val="23"/>
-        <w:szCs w:val="23"/>
+        <w:sz w:val="21"/>
+        <w:szCs w:val="21"/>
         <w:u w:val="none"/>
       </w:rPr>
       <w:tblPr/>
@@ -1559,10 +1559,10 @@
       <w:spacing w:after="0" w:line="360" w:lineRule="auto"/>
     </w:pPr>
     <w:rPr>
-      <w:rFonts w:ascii="Arial" w:hAnsi="Arial" w:cs="Arial"/>
+      <w:rFonts w:ascii="Arial" w:hAnsi="Arial" w:cs="Arial" w:eastAsia="Arial"/>
       <w:color w:val="000000"/>
-      <w:sz w:val="23"/>
-      <w:szCs w:val="23"/>
+      <w:sz w:val="21"/>
+      <w:szCs w:val="21"/>
     </w:rPr>
   </w:style>
 </w:styles>
